--- a/facilitator-guide-kanban-cadences.docx
+++ b/facilitator-guide-kanban-cadences.docx
@@ -226,7 +226,7 @@
         </w:numPr>
       </w:pPr>
       <w:r>
-        <w:t xml:space="preserve">Print the board at A3, or load the SVG as a digital background</w:t>
+        <w:t xml:space="preserve">Print the board at A3 or 11×17, or load the SVG as a digital background</w:t>
       </w:r>
     </w:p>
     <w:p>

--- a/facilitator-guide-kanban-cadences.docx
+++ b/facilitator-guide-kanban-cadences.docx
@@ -922,7 +922,7 @@
     </w:p>
     <w:p>
       <w:r>
-        <w:t xml:space="preserve">   Content: Measure: · Expectation / sle: · Actual: · Action: · Lead time (85th percentile) · Throughput per week · Items past their SLE · Blocked time · Customer satisfaction · Our own measure · Top improvement to try:</w:t>
+        <w:t xml:space="preserve">   Content: Measure: · Expectation / SLE: · Actual: · Action: · Lead time (85th percentile) · Throughput per week · Items past their SLE · Blocked time · Customer satisfaction · Our own measure · Top improvement to try:</w:t>
       </w:r>
     </w:p>
     <w:p>
